--- a/Richard's hopitality.docx
+++ b/Richard's hopitality.docx
@@ -118,13 +118,67 @@
           </wp:inline>
         </w:drawing>
       </w:r>
-      <w:bookmarkStart w:id="0" w:name="_GoBack"/>
-      <w:bookmarkEnd w:id="0"/>
     </w:p>
     <w:p>
       <w:pPr>
         <w:spacing w:after="0"/>
       </w:pPr>
+      <w:r>
+        <w:rPr>
+          <w:noProof/>
+        </w:rPr>
+        <w:lastRenderedPageBreak/>
+        <w:drawing>
+          <wp:inline distT="0" distB="0" distL="0" distR="0">
+            <wp:extent cx="5939790" cy="5078730"/>
+            <wp:effectExtent l="0" t="0" r="3810" b="7620"/>
+            <wp:docPr id="1" name="Picture 1"/>
+            <wp:cNvGraphicFramePr>
+              <a:graphicFrameLocks xmlns:a="http://schemas.openxmlformats.org/drawingml/2006/main" noChangeAspect="1"/>
+            </wp:cNvGraphicFramePr>
+            <a:graphic xmlns:a="http://schemas.openxmlformats.org/drawingml/2006/main">
+              <a:graphicData uri="http://schemas.openxmlformats.org/drawingml/2006/picture">
+                <pic:pic xmlns:pic="http://schemas.openxmlformats.org/drawingml/2006/picture">
+                  <pic:nvPicPr>
+                    <pic:cNvPr id="0" name="Picture 1"/>
+                    <pic:cNvPicPr>
+                      <a:picLocks noChangeAspect="1" noChangeArrowheads="1"/>
+                    </pic:cNvPicPr>
+                  </pic:nvPicPr>
+                  <pic:blipFill>
+                    <a:blip r:embed="rId6" cstate="print">
+                      <a:extLst>
+                        <a:ext uri="{28A0092B-C50C-407E-A947-70E740481C1C}">
+                          <a14:useLocalDpi xmlns:a14="http://schemas.microsoft.com/office/drawing/2010/main" val="0"/>
+                        </a:ext>
+                      </a:extLst>
+                    </a:blip>
+                    <a:srcRect/>
+                    <a:stretch>
+                      <a:fillRect/>
+                    </a:stretch>
+                  </pic:blipFill>
+                  <pic:spPr bwMode="auto">
+                    <a:xfrm>
+                      <a:off x="0" y="0"/>
+                      <a:ext cx="5939790" cy="5078730"/>
+                    </a:xfrm>
+                    <a:prstGeom prst="rect">
+                      <a:avLst/>
+                    </a:prstGeom>
+                    <a:noFill/>
+                    <a:ln>
+                      <a:noFill/>
+                    </a:ln>
+                  </pic:spPr>
+                </pic:pic>
+              </a:graphicData>
+            </a:graphic>
+          </wp:inline>
+        </w:drawing>
+      </w:r>
+      <w:bookmarkStart w:id="0" w:name="_GoBack"/>
+      <w:bookmarkEnd w:id="0"/>
     </w:p>
     <w:sectPr>
       <w:pgSz w:w="12240" w:h="15840"/>

--- a/Richard's hopitality.docx
+++ b/Richard's hopitality.docx
@@ -5,11 +5,1099 @@
     <w:p>
       <w:pPr>
         <w:spacing w:after="0"/>
-      </w:pPr>
-      <w:r>
-        <w:rPr>
-          <w:noProof/>
-        </w:rPr>
+        <w:rPr>
+          <w:b/>
+        </w:rPr>
+      </w:pPr>
+      <w:proofErr w:type="spellStart"/>
+      <w:r>
+        <w:rPr>
+          <w:b/>
+        </w:rPr>
+        <w:t>aiomqtt</w:t>
+      </w:r>
+      <w:proofErr w:type="spellEnd"/>
+      <w:r>
+        <w:rPr>
+          <w:b/>
+        </w:rPr>
+        <w:t xml:space="preserve"> + </w:t>
+      </w:r>
+      <w:proofErr w:type="spellStart"/>
+      <w:r>
+        <w:rPr>
+          <w:b/>
+        </w:rPr>
+        <w:t>httpx</w:t>
+      </w:r>
+      <w:proofErr w:type="spellEnd"/>
+      <w:r>
+        <w:rPr>
+          <w:b/>
+        </w:rPr>
+        <w:t xml:space="preserve"> + </w:t>
+      </w:r>
+      <w:proofErr w:type="spellStart"/>
+      <w:r>
+        <w:rPr>
+          <w:b/>
+        </w:rPr>
+        <w:t>asyncio</w:t>
+      </w:r>
+      <w:proofErr w:type="spellEnd"/>
+    </w:p>
+    <w:p>
+      <w:pPr>
+        <w:spacing w:after="0"/>
+        <w:rPr>
+          <w:noProof/>
+        </w:rPr>
+      </w:pPr>
+      <w:r>
+        <w:rPr>
+          <w:noProof/>
+        </w:rPr>
+        <w:t>middleware cần:</w:t>
+      </w:r>
+    </w:p>
+    <w:p>
+      <w:pPr>
+        <w:spacing w:after="0"/>
+        <w:rPr>
+          <w:noProof/>
+        </w:rPr>
+      </w:pPr>
+      <w:r>
+        <w:rPr>
+          <w:noProof/>
+        </w:rPr>
+        <w:t>- Nhận dữ liệu qua MQTT (ví dụ từ IoT, PMS, thiết bị, hệ thống khác).</w:t>
+      </w:r>
+    </w:p>
+    <w:p>
+      <w:pPr>
+        <w:spacing w:after="0"/>
+        <w:rPr>
+          <w:noProof/>
+        </w:rPr>
+      </w:pPr>
+      <w:r>
+        <w:rPr>
+          <w:noProof/>
+        </w:rPr>
+        <w:t>- Gọi nhiều API HTTP cùng lúc.</w:t>
+      </w:r>
+    </w:p>
+    <w:p>
+      <w:pPr>
+        <w:spacing w:after="0"/>
+        <w:rPr>
+          <w:noProof/>
+        </w:rPr>
+      </w:pPr>
+      <w:r>
+        <w:rPr>
+          <w:noProof/>
+        </w:rPr>
+        <w:t>- Xử lý đồng thời (concurrent).</w:t>
+      </w:r>
+    </w:p>
+    <w:p>
+      <w:pPr>
+        <w:spacing w:after="0"/>
+        <w:rPr>
+          <w:noProof/>
+        </w:rPr>
+      </w:pPr>
+      <w:r>
+        <w:rPr>
+          <w:noProof/>
+        </w:rPr>
+        <w:t>- Retry khi lỗi.</w:t>
+      </w:r>
+    </w:p>
+    <w:p>
+      <w:pPr>
+        <w:spacing w:after="0"/>
+        <w:rPr>
+          <w:noProof/>
+        </w:rPr>
+      </w:pPr>
+      <w:r>
+        <w:rPr>
+          <w:noProof/>
+        </w:rPr>
+        <w:t>- Mở rộng dễ dàng.</w:t>
+      </w:r>
+    </w:p>
+    <w:p>
+      <w:pPr>
+        <w:spacing w:after="0"/>
+        <w:rPr>
+          <w:noProof/>
+        </w:rPr>
+      </w:pPr>
+    </w:p>
+    <w:p>
+      <w:pPr>
+        <w:spacing w:after="0"/>
+        <w:rPr>
+          <w:noProof/>
+        </w:rPr>
+      </w:pPr>
+      <w:r>
+        <w:rPr>
+          <w:b/>
+          <w:noProof/>
+        </w:rPr>
+        <w:t>asyncio</w:t>
+      </w:r>
+      <w:r>
+        <w:rPr>
+          <w:noProof/>
+        </w:rPr>
+        <w:t xml:space="preserve"> là thư viện bất đồng bộ (asynchronous) có sẵn trong Python.</w:t>
+      </w:r>
+      <w:r>
+        <w:rPr>
+          <w:noProof/>
+        </w:rPr>
+        <w:t xml:space="preserve"> Gởi nhiều request cùng trong một lúc.</w:t>
+      </w:r>
+    </w:p>
+    <w:p>
+      <w:pPr>
+        <w:spacing w:after="0"/>
+      </w:pPr>
+      <w:r>
+        <w:rPr>
+          <w:b/>
+          <w:noProof/>
+        </w:rPr>
+        <w:t>aiomqtt</w:t>
+      </w:r>
+      <w:r>
+        <w:rPr>
+          <w:noProof/>
+        </w:rPr>
+        <w:t xml:space="preserve"> là thư viện MQTT chạy trên asyncio.</w:t>
+      </w:r>
+      <w:r>
+        <w:rPr>
+          <w:noProof/>
+        </w:rPr>
+        <w:t xml:space="preserve"> Ưu điểm: code gọn, không viết callback, </w:t>
+      </w:r>
+      <w:proofErr w:type="spellStart"/>
+      <w:r>
+        <w:t>hoạt</w:t>
+      </w:r>
+      <w:proofErr w:type="spellEnd"/>
+      <w:r>
+        <w:t xml:space="preserve"> </w:t>
+      </w:r>
+      <w:proofErr w:type="spellStart"/>
+      <w:r>
+        <w:t>động</w:t>
+      </w:r>
+      <w:proofErr w:type="spellEnd"/>
+      <w:r>
+        <w:t xml:space="preserve"> </w:t>
+      </w:r>
+      <w:proofErr w:type="spellStart"/>
+      <w:r>
+        <w:t>tự</w:t>
+      </w:r>
+      <w:proofErr w:type="spellEnd"/>
+      <w:r>
+        <w:t xml:space="preserve"> </w:t>
+      </w:r>
+      <w:proofErr w:type="spellStart"/>
+      <w:r>
+        <w:t>nhiên</w:t>
+      </w:r>
+      <w:proofErr w:type="spellEnd"/>
+      <w:r>
+        <w:t xml:space="preserve"> </w:t>
+      </w:r>
+      <w:proofErr w:type="spellStart"/>
+      <w:r>
+        <w:t>với</w:t>
+      </w:r>
+      <w:proofErr w:type="spellEnd"/>
+      <w:r>
+        <w:t xml:space="preserve"> </w:t>
+      </w:r>
+      <w:proofErr w:type="spellStart"/>
+      <w:r>
+        <w:t>asyncio</w:t>
+      </w:r>
+      <w:proofErr w:type="spellEnd"/>
+      <w:r>
+        <w:t>.</w:t>
+      </w:r>
+    </w:p>
+    <w:p>
+      <w:pPr>
+        <w:spacing w:after="0"/>
+      </w:pPr>
+      <w:proofErr w:type="spellStart"/>
+      <w:r>
+        <w:rPr>
+          <w:b/>
+        </w:rPr>
+        <w:t>httpx</w:t>
+      </w:r>
+      <w:proofErr w:type="spellEnd"/>
+      <w:r>
+        <w:t xml:space="preserve"> </w:t>
+      </w:r>
+      <w:proofErr w:type="spellStart"/>
+      <w:r>
+        <w:t>là</w:t>
+      </w:r>
+      <w:proofErr w:type="spellEnd"/>
+      <w:r>
+        <w:t xml:space="preserve"> </w:t>
+      </w:r>
+      <w:proofErr w:type="spellStart"/>
+      <w:r>
+        <w:t>thư</w:t>
+      </w:r>
+      <w:proofErr w:type="spellEnd"/>
+      <w:r>
+        <w:t xml:space="preserve"> </w:t>
+      </w:r>
+      <w:proofErr w:type="spellStart"/>
+      <w:r>
+        <w:t>viện</w:t>
+      </w:r>
+      <w:proofErr w:type="spellEnd"/>
+      <w:r>
+        <w:t xml:space="preserve"> </w:t>
+      </w:r>
+      <w:proofErr w:type="spellStart"/>
+      <w:r>
+        <w:t>của</w:t>
+      </w:r>
+      <w:proofErr w:type="spellEnd"/>
+      <w:r>
+        <w:t xml:space="preserve"> http.</w:t>
+      </w:r>
+    </w:p>
+    <w:p>
+      <w:pPr>
+        <w:spacing w:after="0"/>
+        <w:rPr>
+          <w:noProof/>
+        </w:rPr>
+      </w:pPr>
+      <w:r>
+        <w:rPr>
+          <w:noProof/>
+        </w:rPr>
+        <w:lastRenderedPageBreak/>
+        <w:drawing>
+          <wp:inline distT="0" distB="0" distL="0" distR="0">
+            <wp:extent cx="2263140" cy="5989320"/>
+            <wp:effectExtent l="0" t="0" r="3810" b="0"/>
+            <wp:docPr id="2" name="Picture 2"/>
+            <wp:cNvGraphicFramePr>
+              <a:graphicFrameLocks xmlns:a="http://schemas.openxmlformats.org/drawingml/2006/main" noChangeAspect="1"/>
+            </wp:cNvGraphicFramePr>
+            <a:graphic xmlns:a="http://schemas.openxmlformats.org/drawingml/2006/main">
+              <a:graphicData uri="http://schemas.openxmlformats.org/drawingml/2006/picture">
+                <pic:pic xmlns:pic="http://schemas.openxmlformats.org/drawingml/2006/picture">
+                  <pic:nvPicPr>
+                    <pic:cNvPr id="0" name="Picture 1"/>
+                    <pic:cNvPicPr>
+                      <a:picLocks noChangeAspect="1" noChangeArrowheads="1"/>
+                    </pic:cNvPicPr>
+                  </pic:nvPicPr>
+                  <pic:blipFill>
+                    <a:blip r:embed="rId4">
+                      <a:extLst>
+                        <a:ext uri="{28A0092B-C50C-407E-A947-70E740481C1C}">
+                          <a14:useLocalDpi xmlns:a14="http://schemas.microsoft.com/office/drawing/2010/main" val="0"/>
+                        </a:ext>
+                      </a:extLst>
+                    </a:blip>
+                    <a:srcRect/>
+                    <a:stretch>
+                      <a:fillRect/>
+                    </a:stretch>
+                  </pic:blipFill>
+                  <pic:spPr bwMode="auto">
+                    <a:xfrm>
+                      <a:off x="0" y="0"/>
+                      <a:ext cx="2263140" cy="5989320"/>
+                    </a:xfrm>
+                    <a:prstGeom prst="rect">
+                      <a:avLst/>
+                    </a:prstGeom>
+                    <a:noFill/>
+                    <a:ln>
+                      <a:noFill/>
+                    </a:ln>
+                  </pic:spPr>
+                </pic:pic>
+              </a:graphicData>
+            </a:graphic>
+          </wp:inline>
+        </w:drawing>
+      </w:r>
+    </w:p>
+    <w:p>
+      <w:pPr>
+        <w:spacing w:after="0"/>
+        <w:rPr>
+          <w:noProof/>
+        </w:rPr>
+      </w:pPr>
+      <w:r>
+        <w:rPr>
+          <w:noProof/>
+        </w:rPr>
+        <w:lastRenderedPageBreak/>
+        <w:drawing>
+          <wp:inline distT="0" distB="0" distL="0" distR="0">
+            <wp:extent cx="3703320" cy="6644640"/>
+            <wp:effectExtent l="0" t="0" r="0" b="3810"/>
+            <wp:docPr id="3" name="Picture 3"/>
+            <wp:cNvGraphicFramePr>
+              <a:graphicFrameLocks xmlns:a="http://schemas.openxmlformats.org/drawingml/2006/main" noChangeAspect="1"/>
+            </wp:cNvGraphicFramePr>
+            <a:graphic xmlns:a="http://schemas.openxmlformats.org/drawingml/2006/main">
+              <a:graphicData uri="http://schemas.openxmlformats.org/drawingml/2006/picture">
+                <pic:pic xmlns:pic="http://schemas.openxmlformats.org/drawingml/2006/picture">
+                  <pic:nvPicPr>
+                    <pic:cNvPr id="0" name="Picture 1"/>
+                    <pic:cNvPicPr>
+                      <a:picLocks noChangeAspect="1" noChangeArrowheads="1"/>
+                    </pic:cNvPicPr>
+                  </pic:nvPicPr>
+                  <pic:blipFill>
+                    <a:blip r:embed="rId5">
+                      <a:extLst>
+                        <a:ext uri="{28A0092B-C50C-407E-A947-70E740481C1C}">
+                          <a14:useLocalDpi xmlns:a14="http://schemas.microsoft.com/office/drawing/2010/main" val="0"/>
+                        </a:ext>
+                      </a:extLst>
+                    </a:blip>
+                    <a:srcRect/>
+                    <a:stretch>
+                      <a:fillRect/>
+                    </a:stretch>
+                  </pic:blipFill>
+                  <pic:spPr bwMode="auto">
+                    <a:xfrm>
+                      <a:off x="0" y="0"/>
+                      <a:ext cx="3703320" cy="6644640"/>
+                    </a:xfrm>
+                    <a:prstGeom prst="rect">
+                      <a:avLst/>
+                    </a:prstGeom>
+                    <a:noFill/>
+                    <a:ln>
+                      <a:noFill/>
+                    </a:ln>
+                  </pic:spPr>
+                </pic:pic>
+              </a:graphicData>
+            </a:graphic>
+          </wp:inline>
+        </w:drawing>
+      </w:r>
+    </w:p>
+    <w:p>
+      <w:pPr>
+        <w:spacing w:after="0"/>
+        <w:rPr>
+          <w:noProof/>
+        </w:rPr>
+      </w:pPr>
+    </w:p>
+    <w:p>
+      <w:pPr>
+        <w:spacing w:after="0"/>
+      </w:pPr>
+      <w:r>
+        <w:rPr>
+          <w:b/>
+        </w:rPr>
+        <w:t>MQTT</w:t>
+      </w:r>
+      <w:r>
+        <w:t xml:space="preserve"> (Message Queuing Telemetry Transport) </w:t>
+      </w:r>
+      <w:proofErr w:type="spellStart"/>
+      <w:r>
+        <w:t>là</w:t>
+      </w:r>
+      <w:proofErr w:type="spellEnd"/>
+      <w:r>
+        <w:t xml:space="preserve"> </w:t>
+      </w:r>
+      <w:proofErr w:type="spellStart"/>
+      <w:r>
+        <w:t>một</w:t>
+      </w:r>
+      <w:proofErr w:type="spellEnd"/>
+      <w:r>
+        <w:t xml:space="preserve"> </w:t>
+      </w:r>
+      <w:proofErr w:type="spellStart"/>
+      <w:r>
+        <w:t>giao</w:t>
+      </w:r>
+      <w:proofErr w:type="spellEnd"/>
+      <w:r>
+        <w:t xml:space="preserve"> </w:t>
+      </w:r>
+      <w:proofErr w:type="spellStart"/>
+      <w:r>
+        <w:t>thức</w:t>
+      </w:r>
+      <w:proofErr w:type="spellEnd"/>
+      <w:r>
+        <w:t xml:space="preserve"> </w:t>
+      </w:r>
+      <w:proofErr w:type="spellStart"/>
+      <w:r>
+        <w:t>truyền</w:t>
+      </w:r>
+      <w:proofErr w:type="spellEnd"/>
+      <w:r>
+        <w:t xml:space="preserve"> tin </w:t>
+      </w:r>
+      <w:proofErr w:type="spellStart"/>
+      <w:r>
+        <w:t>nhắn</w:t>
+      </w:r>
+      <w:proofErr w:type="spellEnd"/>
+      <w:r>
+        <w:t xml:space="preserve"> </w:t>
+      </w:r>
+      <w:proofErr w:type="spellStart"/>
+      <w:r>
+        <w:t>rất</w:t>
+      </w:r>
+      <w:proofErr w:type="spellEnd"/>
+      <w:r>
+        <w:t xml:space="preserve"> </w:t>
+      </w:r>
+      <w:proofErr w:type="spellStart"/>
+      <w:r>
+        <w:t>nhẹ</w:t>
+      </w:r>
+      <w:proofErr w:type="spellEnd"/>
+      <w:r>
+        <w:t xml:space="preserve">, </w:t>
+      </w:r>
+      <w:proofErr w:type="spellStart"/>
+      <w:r>
+        <w:t>được</w:t>
+      </w:r>
+      <w:proofErr w:type="spellEnd"/>
+      <w:r>
+        <w:t xml:space="preserve"> </w:t>
+      </w:r>
+      <w:proofErr w:type="spellStart"/>
+      <w:r>
+        <w:t>thiết</w:t>
+      </w:r>
+      <w:proofErr w:type="spellEnd"/>
+      <w:r>
+        <w:t xml:space="preserve"> </w:t>
+      </w:r>
+      <w:proofErr w:type="spellStart"/>
+      <w:r>
+        <w:t>kế</w:t>
+      </w:r>
+      <w:proofErr w:type="spellEnd"/>
+      <w:r>
+        <w:t xml:space="preserve"> </w:t>
+      </w:r>
+      <w:proofErr w:type="spellStart"/>
+      <w:r>
+        <w:t>cho</w:t>
+      </w:r>
+      <w:proofErr w:type="spellEnd"/>
+      <w:r>
+        <w:t xml:space="preserve"> </w:t>
+      </w:r>
+      <w:proofErr w:type="spellStart"/>
+      <w:r>
+        <w:t>các</w:t>
+      </w:r>
+      <w:proofErr w:type="spellEnd"/>
+      <w:r>
+        <w:t xml:space="preserve"> </w:t>
+      </w:r>
+      <w:proofErr w:type="spellStart"/>
+      <w:r>
+        <w:t>thiết</w:t>
+      </w:r>
+      <w:proofErr w:type="spellEnd"/>
+      <w:r>
+        <w:t xml:space="preserve"> </w:t>
+      </w:r>
+      <w:proofErr w:type="spellStart"/>
+      <w:r>
+        <w:t>bị</w:t>
+      </w:r>
+      <w:proofErr w:type="spellEnd"/>
+      <w:r>
+        <w:t xml:space="preserve"> </w:t>
+      </w:r>
+      <w:proofErr w:type="spellStart"/>
+      <w:r>
+        <w:t>có</w:t>
+      </w:r>
+      <w:proofErr w:type="spellEnd"/>
+      <w:r>
+        <w:t xml:space="preserve"> </w:t>
+      </w:r>
+      <w:proofErr w:type="spellStart"/>
+      <w:r>
+        <w:t>băng</w:t>
+      </w:r>
+      <w:proofErr w:type="spellEnd"/>
+      <w:r>
+        <w:t xml:space="preserve"> </w:t>
+      </w:r>
+      <w:proofErr w:type="spellStart"/>
+      <w:r>
+        <w:t>thông</w:t>
+      </w:r>
+      <w:proofErr w:type="spellEnd"/>
+      <w:r>
+        <w:t xml:space="preserve"> </w:t>
+      </w:r>
+      <w:proofErr w:type="spellStart"/>
+      <w:r>
+        <w:t>thấp</w:t>
+      </w:r>
+      <w:proofErr w:type="spellEnd"/>
+      <w:r>
+        <w:t xml:space="preserve"> </w:t>
+      </w:r>
+      <w:proofErr w:type="spellStart"/>
+      <w:r>
+        <w:t>hoặc</w:t>
+      </w:r>
+      <w:proofErr w:type="spellEnd"/>
+      <w:r>
+        <w:t xml:space="preserve"> </w:t>
+      </w:r>
+      <w:proofErr w:type="spellStart"/>
+      <w:r>
+        <w:t>kết</w:t>
+      </w:r>
+      <w:proofErr w:type="spellEnd"/>
+      <w:r>
+        <w:t xml:space="preserve"> </w:t>
+      </w:r>
+      <w:proofErr w:type="spellStart"/>
+      <w:r>
+        <w:t>nối</w:t>
+      </w:r>
+      <w:proofErr w:type="spellEnd"/>
+      <w:r>
+        <w:t xml:space="preserve"> </w:t>
+      </w:r>
+      <w:proofErr w:type="spellStart"/>
+      <w:r>
+        <w:t>không</w:t>
+      </w:r>
+      <w:proofErr w:type="spellEnd"/>
+      <w:r>
+        <w:t xml:space="preserve"> </w:t>
+      </w:r>
+      <w:proofErr w:type="spellStart"/>
+      <w:r>
+        <w:t>ổn</w:t>
+      </w:r>
+      <w:proofErr w:type="spellEnd"/>
+      <w:r>
+        <w:t xml:space="preserve"> </w:t>
+      </w:r>
+      <w:proofErr w:type="spellStart"/>
+      <w:r>
+        <w:t>định</w:t>
+      </w:r>
+      <w:proofErr w:type="spellEnd"/>
+      <w:r>
+        <w:t>.</w:t>
+      </w:r>
+      <w:r>
+        <w:t xml:space="preserve"> </w:t>
+      </w:r>
+      <w:proofErr w:type="spellStart"/>
+      <w:r>
+        <w:t>Nó</w:t>
+      </w:r>
+      <w:proofErr w:type="spellEnd"/>
+      <w:r>
+        <w:t xml:space="preserve"> </w:t>
+      </w:r>
+      <w:proofErr w:type="spellStart"/>
+      <w:r>
+        <w:t>hoạt</w:t>
+      </w:r>
+      <w:proofErr w:type="spellEnd"/>
+      <w:r>
+        <w:t xml:space="preserve"> </w:t>
+      </w:r>
+      <w:proofErr w:type="spellStart"/>
+      <w:r>
+        <w:t>động</w:t>
+      </w:r>
+      <w:proofErr w:type="spellEnd"/>
+      <w:r>
+        <w:t xml:space="preserve"> </w:t>
+      </w:r>
+      <w:proofErr w:type="spellStart"/>
+      <w:r>
+        <w:t>theo</w:t>
+      </w:r>
+      <w:proofErr w:type="spellEnd"/>
+      <w:r>
+        <w:t xml:space="preserve"> </w:t>
+      </w:r>
+      <w:proofErr w:type="spellStart"/>
+      <w:r>
+        <w:t>mô</w:t>
+      </w:r>
+      <w:proofErr w:type="spellEnd"/>
+      <w:r>
+        <w:t xml:space="preserve"> hình:</w:t>
+      </w:r>
+      <w:bookmarkStart w:id="0" w:name="_GoBack"/>
+      <w:bookmarkEnd w:id="0"/>
+    </w:p>
+    <w:p>
+      <w:pPr>
+        <w:spacing w:after="0"/>
+      </w:pPr>
+      <w:r>
+        <w:t>Publisher</w:t>
+      </w:r>
+    </w:p>
+    <w:p>
+      <w:pPr>
+        <w:spacing w:after="0"/>
+      </w:pPr>
+      <w:r>
+        <w:t xml:space="preserve">    ↓</w:t>
+      </w:r>
+    </w:p>
+    <w:p>
+      <w:pPr>
+        <w:spacing w:after="0"/>
+      </w:pPr>
+      <w:r>
+        <w:t xml:space="preserve"> MQTT Broker</w:t>
+      </w:r>
+    </w:p>
+    <w:p>
+      <w:pPr>
+        <w:spacing w:after="0"/>
+      </w:pPr>
+      <w:r>
+        <w:t xml:space="preserve">    ↓</w:t>
+      </w:r>
+    </w:p>
+    <w:p>
+      <w:pPr>
+        <w:spacing w:after="0"/>
+      </w:pPr>
+      <w:r>
+        <w:t>Subscriber</w:t>
+      </w:r>
+    </w:p>
+    <w:p>
+      <w:pPr>
+        <w:spacing w:after="0"/>
+      </w:pPr>
+      <w:proofErr w:type="spellStart"/>
+      <w:r>
+        <w:lastRenderedPageBreak/>
+        <w:t>Ví</w:t>
+      </w:r>
+      <w:proofErr w:type="spellEnd"/>
+      <w:r>
+        <w:t xml:space="preserve"> </w:t>
+      </w:r>
+      <w:proofErr w:type="spellStart"/>
+      <w:r>
+        <w:t>dụ</w:t>
+      </w:r>
+      <w:proofErr w:type="spellEnd"/>
+      <w:r>
+        <w:t>:</w:t>
+      </w:r>
+    </w:p>
+    <w:p>
+      <w:pPr>
+        <w:spacing w:after="0"/>
+      </w:pPr>
+      <w:r>
+        <w:rPr>
+          <w:noProof/>
+        </w:rPr>
+        <w:drawing>
+          <wp:inline distT="0" distB="0" distL="0" distR="0" wp14:anchorId="5266EE3D" wp14:editId="29DFAED1">
+            <wp:extent cx="1362075" cy="1857375"/>
+            <wp:effectExtent l="0" t="0" r="9525" b="9525"/>
+            <wp:docPr id="7" name="Picture 7"/>
+            <wp:cNvGraphicFramePr>
+              <a:graphicFrameLocks xmlns:a="http://schemas.openxmlformats.org/drawingml/2006/main" noChangeAspect="1"/>
+            </wp:cNvGraphicFramePr>
+            <a:graphic xmlns:a="http://schemas.openxmlformats.org/drawingml/2006/main">
+              <a:graphicData uri="http://schemas.openxmlformats.org/drawingml/2006/picture">
+                <pic:pic xmlns:pic="http://schemas.openxmlformats.org/drawingml/2006/picture">
+                  <pic:nvPicPr>
+                    <pic:cNvPr id="1" name=""/>
+                    <pic:cNvPicPr/>
+                  </pic:nvPicPr>
+                  <pic:blipFill>
+                    <a:blip r:embed="rId6"/>
+                    <a:stretch>
+                      <a:fillRect/>
+                    </a:stretch>
+                  </pic:blipFill>
+                  <pic:spPr>
+                    <a:xfrm>
+                      <a:off x="0" y="0"/>
+                      <a:ext cx="1362075" cy="1857375"/>
+                    </a:xfrm>
+                    <a:prstGeom prst="rect">
+                      <a:avLst/>
+                    </a:prstGeom>
+                  </pic:spPr>
+                </pic:pic>
+              </a:graphicData>
+            </a:graphic>
+          </wp:inline>
+        </w:drawing>
+      </w:r>
+      <w:r>
+        <w:rPr>
+          <w:noProof/>
+        </w:rPr>
+        <w:drawing>
+          <wp:inline distT="0" distB="0" distL="0" distR="0" wp14:anchorId="69FDBAA8" wp14:editId="708AA7BB">
+            <wp:extent cx="1619250" cy="1295400"/>
+            <wp:effectExtent l="0" t="0" r="0" b="0"/>
+            <wp:docPr id="8" name="Picture 8"/>
+            <wp:cNvGraphicFramePr>
+              <a:graphicFrameLocks xmlns:a="http://schemas.openxmlformats.org/drawingml/2006/main" noChangeAspect="1"/>
+            </wp:cNvGraphicFramePr>
+            <a:graphic xmlns:a="http://schemas.openxmlformats.org/drawingml/2006/main">
+              <a:graphicData uri="http://schemas.openxmlformats.org/drawingml/2006/picture">
+                <pic:pic xmlns:pic="http://schemas.openxmlformats.org/drawingml/2006/picture">
+                  <pic:nvPicPr>
+                    <pic:cNvPr id="1" name=""/>
+                    <pic:cNvPicPr/>
+                  </pic:nvPicPr>
+                  <pic:blipFill>
+                    <a:blip r:embed="rId7"/>
+                    <a:stretch>
+                      <a:fillRect/>
+                    </a:stretch>
+                  </pic:blipFill>
+                  <pic:spPr>
+                    <a:xfrm>
+                      <a:off x="0" y="0"/>
+                      <a:ext cx="1619250" cy="1295400"/>
+                    </a:xfrm>
+                    <a:prstGeom prst="rect">
+                      <a:avLst/>
+                    </a:prstGeom>
+                  </pic:spPr>
+                </pic:pic>
+              </a:graphicData>
+            </a:graphic>
+          </wp:inline>
+        </w:drawing>
+      </w:r>
+    </w:p>
+    <w:p>
+      <w:pPr>
+        <w:spacing w:after="0"/>
+        <w:rPr>
+          <w:noProof/>
+        </w:rPr>
+      </w:pPr>
+      <w:r>
+        <w:rPr>
+          <w:b/>
+          <w:noProof/>
+        </w:rPr>
+        <w:t>OPERA Cloud</w:t>
+      </w:r>
+      <w:r>
+        <w:rPr>
+          <w:noProof/>
+        </w:rPr>
+        <w:t xml:space="preserve"> là hệ thống quản lý khách sạn (PMS - Property Management System) của Oracle.</w:t>
+      </w:r>
+    </w:p>
+    <w:p>
+      <w:pPr>
+        <w:spacing w:after="0"/>
+        <w:rPr>
+          <w:noProof/>
+        </w:rPr>
+      </w:pPr>
+      <w:r>
+        <w:rPr>
+          <w:noProof/>
+        </w:rPr>
+        <w:t>Nó quả</w:t>
+      </w:r>
+      <w:r>
+        <w:rPr>
+          <w:noProof/>
+        </w:rPr>
+        <w:t>n lý:</w:t>
+      </w:r>
+    </w:p>
+    <w:p>
+      <w:pPr>
+        <w:spacing w:after="0"/>
+        <w:rPr>
+          <w:noProof/>
+        </w:rPr>
+      </w:pPr>
+      <w:r>
+        <w:rPr>
+          <w:noProof/>
+        </w:rPr>
+        <w:t xml:space="preserve">- </w:t>
+      </w:r>
+      <w:r>
+        <w:rPr>
+          <w:noProof/>
+        </w:rPr>
+        <w:t>Đặt phòng</w:t>
+      </w:r>
+    </w:p>
+    <w:p>
+      <w:pPr>
+        <w:spacing w:after="0"/>
+        <w:rPr>
+          <w:noProof/>
+        </w:rPr>
+      </w:pPr>
+      <w:r>
+        <w:rPr>
+          <w:noProof/>
+        </w:rPr>
+        <w:t xml:space="preserve">- </w:t>
+      </w:r>
+      <w:r>
+        <w:rPr>
+          <w:noProof/>
+        </w:rPr>
+        <w:t>Check-in</w:t>
+      </w:r>
+    </w:p>
+    <w:p>
+      <w:pPr>
+        <w:spacing w:after="0"/>
+        <w:rPr>
+          <w:noProof/>
+        </w:rPr>
+      </w:pPr>
+      <w:r>
+        <w:rPr>
+          <w:noProof/>
+        </w:rPr>
+        <w:t xml:space="preserve">- </w:t>
+      </w:r>
+      <w:r>
+        <w:rPr>
+          <w:noProof/>
+        </w:rPr>
+        <w:t>Check-out</w:t>
+      </w:r>
+    </w:p>
+    <w:p>
+      <w:pPr>
+        <w:spacing w:after="0"/>
+        <w:rPr>
+          <w:noProof/>
+        </w:rPr>
+      </w:pPr>
+      <w:r>
+        <w:rPr>
+          <w:noProof/>
+        </w:rPr>
+        <w:t xml:space="preserve">- </w:t>
+      </w:r>
+      <w:r>
+        <w:rPr>
+          <w:noProof/>
+        </w:rPr>
+        <w:t>Thanh toán</w:t>
+      </w:r>
+    </w:p>
+    <w:p>
+      <w:pPr>
+        <w:spacing w:after="0"/>
+        <w:rPr>
+          <w:noProof/>
+        </w:rPr>
+      </w:pPr>
+      <w:r>
+        <w:rPr>
+          <w:noProof/>
+        </w:rPr>
+        <w:t xml:space="preserve">- </w:t>
+      </w:r>
+      <w:r>
+        <w:rPr>
+          <w:noProof/>
+        </w:rPr>
+        <w:t>Hồ sơ khách hàng</w:t>
+      </w:r>
+    </w:p>
+    <w:p>
+      <w:pPr>
+        <w:spacing w:after="0"/>
+        <w:rPr>
+          <w:noProof/>
+        </w:rPr>
+      </w:pPr>
+      <w:r>
+        <w:rPr>
+          <w:noProof/>
+        </w:rPr>
+        <w:t xml:space="preserve">- </w:t>
+      </w:r>
+      <w:r>
+        <w:rPr>
+          <w:noProof/>
+        </w:rPr>
+        <w:t>Tình trạng phòng</w:t>
+      </w:r>
+    </w:p>
+    <w:p>
+      <w:pPr>
+        <w:spacing w:after="0"/>
+        <w:rPr>
+          <w:noProof/>
+        </w:rPr>
+      </w:pPr>
+      <w:r>
+        <w:rPr>
+          <w:noProof/>
+        </w:rPr>
+        <w:t xml:space="preserve">- </w:t>
+      </w:r>
+      <w:r>
+        <w:rPr>
+          <w:noProof/>
+        </w:rPr>
+        <w:t>Housekeeping</w:t>
+      </w:r>
+    </w:p>
+    <w:p>
+      <w:pPr>
+        <w:spacing w:after="0"/>
+        <w:rPr>
+          <w:noProof/>
+        </w:rPr>
+      </w:pPr>
+      <w:r>
+        <w:rPr>
+          <w:noProof/>
+        </w:rPr>
+        <w:t xml:space="preserve">- </w:t>
+      </w:r>
+      <w:r>
+        <w:rPr>
+          <w:noProof/>
+        </w:rPr>
+        <w:t>Doanh thu</w:t>
+      </w:r>
+    </w:p>
+    <w:p>
+      <w:pPr>
+        <w:spacing w:after="0"/>
+        <w:rPr>
+          <w:noProof/>
+        </w:rPr>
+      </w:pPr>
+    </w:p>
+    <w:p>
+      <w:pPr>
+        <w:spacing w:after="0"/>
+        <w:rPr>
+          <w:noProof/>
+        </w:rPr>
+      </w:pPr>
+      <w:r>
+        <w:rPr>
+          <w:noProof/>
+        </w:rPr>
+        <w:lastRenderedPageBreak/>
+        <w:drawing>
+          <wp:inline distT="0" distB="0" distL="0" distR="0" wp14:anchorId="7F5C2E9A" wp14:editId="00DFBFD1">
+            <wp:extent cx="3857625" cy="4829175"/>
+            <wp:effectExtent l="0" t="0" r="9525" b="9525"/>
+            <wp:docPr id="6" name="Picture 6"/>
+            <wp:cNvGraphicFramePr>
+              <a:graphicFrameLocks xmlns:a="http://schemas.openxmlformats.org/drawingml/2006/main" noChangeAspect="1"/>
+            </wp:cNvGraphicFramePr>
+            <a:graphic xmlns:a="http://schemas.openxmlformats.org/drawingml/2006/main">
+              <a:graphicData uri="http://schemas.openxmlformats.org/drawingml/2006/picture">
+                <pic:pic xmlns:pic="http://schemas.openxmlformats.org/drawingml/2006/picture">
+                  <pic:nvPicPr>
+                    <pic:cNvPr id="1" name=""/>
+                    <pic:cNvPicPr/>
+                  </pic:nvPicPr>
+                  <pic:blipFill>
+                    <a:blip r:embed="rId8"/>
+                    <a:stretch>
+                      <a:fillRect/>
+                    </a:stretch>
+                  </pic:blipFill>
+                  <pic:spPr>
+                    <a:xfrm>
+                      <a:off x="0" y="0"/>
+                      <a:ext cx="3857625" cy="4829175"/>
+                    </a:xfrm>
+                    <a:prstGeom prst="rect">
+                      <a:avLst/>
+                    </a:prstGeom>
+                  </pic:spPr>
+                </pic:pic>
+              </a:graphicData>
+            </a:graphic>
+          </wp:inline>
+        </w:drawing>
+      </w:r>
+    </w:p>
+    <w:p>
+      <w:pPr>
+        <w:spacing w:after="0"/>
+        <w:rPr>
+          <w:noProof/>
+        </w:rPr>
+      </w:pPr>
+    </w:p>
+    <w:p>
+      <w:pPr>
+        <w:spacing w:after="0"/>
+      </w:pPr>
+      <w:r>
+        <w:rPr>
+          <w:noProof/>
+        </w:rPr>
+        <w:lastRenderedPageBreak/>
         <w:drawing>
           <wp:inline distT="0" distB="0" distL="0" distR="0">
             <wp:extent cx="2945130" cy="8221980"/>
@@ -28,7 +1116,7 @@
                     </pic:cNvPicPr>
                   </pic:nvPicPr>
                   <pic:blipFill>
-                    <a:blip r:embed="rId4">
+                    <a:blip r:embed="rId9">
                       <a:extLst>
                         <a:ext uri="{28A0092B-C50C-407E-A947-70E740481C1C}">
                           <a14:useLocalDpi xmlns:a14="http://schemas.microsoft.com/office/drawing/2010/main" val="0"/>
@@ -87,7 +1175,7 @@
                     </pic:cNvPicPr>
                   </pic:nvPicPr>
                   <pic:blipFill>
-                    <a:blip r:embed="rId5">
+                    <a:blip r:embed="rId10">
                       <a:extLst>
                         <a:ext uri="{28A0092B-C50C-407E-A947-70E740481C1C}">
                           <a14:useLocalDpi xmlns:a14="http://schemas.microsoft.com/office/drawing/2010/main" val="0"/>
@@ -146,7 +1234,7 @@
                     </pic:cNvPicPr>
                   </pic:nvPicPr>
                   <pic:blipFill>
-                    <a:blip r:embed="rId6" cstate="print">
+                    <a:blip r:embed="rId11" cstate="print">
                       <a:extLst>
                         <a:ext uri="{28A0092B-C50C-407E-A947-70E740481C1C}">
                           <a14:useLocalDpi xmlns:a14="http://schemas.microsoft.com/office/drawing/2010/main" val="0"/>
@@ -177,8 +1265,6 @@
           </wp:inline>
         </w:drawing>
       </w:r>
-      <w:bookmarkStart w:id="0" w:name="_GoBack"/>
-      <w:bookmarkEnd w:id="0"/>
     </w:p>
     <w:sectPr>
       <w:pgSz w:w="12240" w:h="15840"/>

--- a/Richard's hopitality.docx
+++ b/Richard's hopitality.docx
@@ -671,10 +671,16 @@
       </w:r>
       <w:proofErr w:type="spellEnd"/>
       <w:r>
-        <w:t xml:space="preserve"> hình:</w:t>
-      </w:r>
-      <w:bookmarkStart w:id="0" w:name="_GoBack"/>
-      <w:bookmarkEnd w:id="0"/>
+        <w:t xml:space="preserve"> </w:t>
+      </w:r>
+      <w:proofErr w:type="spellStart"/>
+      <w:r>
+        <w:t>hình</w:t>
+      </w:r>
+      <w:proofErr w:type="spellEnd"/>
+      <w:r>
+        <w:t>:</w:t>
+      </w:r>
     </w:p>
     <w:p>
       <w:pPr>
@@ -855,173 +861,119 @@
         <w:rPr>
           <w:noProof/>
         </w:rPr>
-        <w:t>Nó quả</w:t>
-      </w:r>
-      <w:r>
-        <w:rPr>
-          <w:noProof/>
-        </w:rPr>
-        <w:t>n lý:</w:t>
-      </w:r>
-    </w:p>
-    <w:p>
-      <w:pPr>
-        <w:spacing w:after="0"/>
-        <w:rPr>
-          <w:noProof/>
-        </w:rPr>
-      </w:pPr>
-      <w:r>
-        <w:rPr>
-          <w:noProof/>
-        </w:rPr>
-        <w:t xml:space="preserve">- </w:t>
-      </w:r>
-      <w:r>
-        <w:rPr>
-          <w:noProof/>
-        </w:rPr>
-        <w:t>Đặt phòng</w:t>
-      </w:r>
-    </w:p>
-    <w:p>
-      <w:pPr>
-        <w:spacing w:after="0"/>
-        <w:rPr>
-          <w:noProof/>
-        </w:rPr>
-      </w:pPr>
-      <w:r>
-        <w:rPr>
-          <w:noProof/>
-        </w:rPr>
-        <w:t xml:space="preserve">- </w:t>
-      </w:r>
-      <w:r>
-        <w:rPr>
-          <w:noProof/>
-        </w:rPr>
-        <w:t>Check-in</w:t>
-      </w:r>
-    </w:p>
-    <w:p>
-      <w:pPr>
-        <w:spacing w:after="0"/>
-        <w:rPr>
-          <w:noProof/>
-        </w:rPr>
-      </w:pPr>
-      <w:r>
-        <w:rPr>
-          <w:noProof/>
-        </w:rPr>
-        <w:t xml:space="preserve">- </w:t>
-      </w:r>
-      <w:r>
-        <w:rPr>
-          <w:noProof/>
-        </w:rPr>
-        <w:t>Check-out</w:t>
-      </w:r>
-    </w:p>
-    <w:p>
-      <w:pPr>
-        <w:spacing w:after="0"/>
-        <w:rPr>
-          <w:noProof/>
-        </w:rPr>
-      </w:pPr>
-      <w:r>
-        <w:rPr>
-          <w:noProof/>
-        </w:rPr>
-        <w:t xml:space="preserve">- </w:t>
-      </w:r>
-      <w:r>
-        <w:rPr>
-          <w:noProof/>
-        </w:rPr>
-        <w:t>Thanh toán</w:t>
-      </w:r>
-    </w:p>
-    <w:p>
-      <w:pPr>
-        <w:spacing w:after="0"/>
-        <w:rPr>
-          <w:noProof/>
-        </w:rPr>
-      </w:pPr>
-      <w:r>
-        <w:rPr>
-          <w:noProof/>
-        </w:rPr>
-        <w:t xml:space="preserve">- </w:t>
-      </w:r>
-      <w:r>
-        <w:rPr>
-          <w:noProof/>
-        </w:rPr>
-        <w:t>Hồ sơ khách hàng</w:t>
-      </w:r>
-    </w:p>
-    <w:p>
-      <w:pPr>
-        <w:spacing w:after="0"/>
-        <w:rPr>
-          <w:noProof/>
-        </w:rPr>
-      </w:pPr>
-      <w:r>
-        <w:rPr>
-          <w:noProof/>
-        </w:rPr>
-        <w:t xml:space="preserve">- </w:t>
-      </w:r>
-      <w:r>
-        <w:rPr>
-          <w:noProof/>
-        </w:rPr>
-        <w:t>Tình trạng phòng</w:t>
-      </w:r>
-    </w:p>
-    <w:p>
-      <w:pPr>
-        <w:spacing w:after="0"/>
-        <w:rPr>
-          <w:noProof/>
-        </w:rPr>
-      </w:pPr>
-      <w:r>
-        <w:rPr>
-          <w:noProof/>
-        </w:rPr>
-        <w:t xml:space="preserve">- </w:t>
-      </w:r>
-      <w:r>
-        <w:rPr>
-          <w:noProof/>
-        </w:rPr>
-        <w:t>Housekeeping</w:t>
-      </w:r>
-    </w:p>
-    <w:p>
-      <w:pPr>
-        <w:spacing w:after="0"/>
-        <w:rPr>
-          <w:noProof/>
-        </w:rPr>
-      </w:pPr>
-      <w:r>
-        <w:rPr>
-          <w:noProof/>
-        </w:rPr>
-        <w:t xml:space="preserve">- </w:t>
-      </w:r>
-      <w:r>
-        <w:rPr>
-          <w:noProof/>
-        </w:rPr>
-        <w:t>Doanh thu</w:t>
+        <w:t>Nó quản lý:</w:t>
+      </w:r>
+    </w:p>
+    <w:p>
+      <w:pPr>
+        <w:spacing w:after="0"/>
+        <w:rPr>
+          <w:noProof/>
+        </w:rPr>
+      </w:pPr>
+      <w:r>
+        <w:rPr>
+          <w:noProof/>
+        </w:rPr>
+        <w:t>- Đặt phòng</w:t>
+      </w:r>
+    </w:p>
+    <w:p>
+      <w:pPr>
+        <w:spacing w:after="0"/>
+        <w:rPr>
+          <w:noProof/>
+        </w:rPr>
+      </w:pPr>
+      <w:r>
+        <w:rPr>
+          <w:noProof/>
+        </w:rPr>
+        <w:t>- Check-in</w:t>
+      </w:r>
+    </w:p>
+    <w:p>
+      <w:pPr>
+        <w:spacing w:after="0"/>
+        <w:rPr>
+          <w:noProof/>
+        </w:rPr>
+      </w:pPr>
+      <w:r>
+        <w:rPr>
+          <w:noProof/>
+        </w:rPr>
+        <w:t>- Check-out</w:t>
+      </w:r>
+    </w:p>
+    <w:p>
+      <w:pPr>
+        <w:spacing w:after="0"/>
+        <w:rPr>
+          <w:noProof/>
+        </w:rPr>
+      </w:pPr>
+      <w:r>
+        <w:rPr>
+          <w:noProof/>
+        </w:rPr>
+        <w:t>- Thanh toán</w:t>
+      </w:r>
+    </w:p>
+    <w:p>
+      <w:pPr>
+        <w:spacing w:after="0"/>
+        <w:rPr>
+          <w:noProof/>
+        </w:rPr>
+      </w:pPr>
+      <w:r>
+        <w:rPr>
+          <w:noProof/>
+        </w:rPr>
+        <w:t>- Hồ sơ khách hàng</w:t>
+      </w:r>
+    </w:p>
+    <w:p>
+      <w:pPr>
+        <w:spacing w:after="0"/>
+        <w:rPr>
+          <w:noProof/>
+        </w:rPr>
+      </w:pPr>
+      <w:r>
+        <w:rPr>
+          <w:noProof/>
+        </w:rPr>
+        <w:t>- Tình trạng phòng</w:t>
+      </w:r>
+    </w:p>
+    <w:p>
+      <w:pPr>
+        <w:spacing w:after="0"/>
+        <w:rPr>
+          <w:noProof/>
+        </w:rPr>
+      </w:pPr>
+      <w:r>
+        <w:rPr>
+          <w:noProof/>
+        </w:rPr>
+        <w:t>- Housekeeping</w:t>
+      </w:r>
+    </w:p>
+    <w:p>
+      <w:pPr>
+        <w:spacing w:after="0"/>
+        <w:rPr>
+          <w:noProof/>
+        </w:rPr>
+      </w:pPr>
+      <w:r>
+        <w:rPr>
+          <w:noProof/>
+        </w:rPr>
+        <w:t>- Doanh thu</w:t>
       </w:r>
     </w:p>
     <w:p>
@@ -1218,9 +1170,9 @@
         <w:lastRenderedPageBreak/>
         <w:drawing>
           <wp:inline distT="0" distB="0" distL="0" distR="0">
-            <wp:extent cx="5939790" cy="5078730"/>
-            <wp:effectExtent l="0" t="0" r="3810" b="7620"/>
-            <wp:docPr id="1" name="Picture 1"/>
+            <wp:extent cx="5928360" cy="5676900"/>
+            <wp:effectExtent l="0" t="0" r="0" b="0"/>
+            <wp:docPr id="9" name="Picture 9"/>
             <wp:cNvGraphicFramePr>
               <a:graphicFrameLocks xmlns:a="http://schemas.openxmlformats.org/drawingml/2006/main" noChangeAspect="1"/>
             </wp:cNvGraphicFramePr>
@@ -1249,7 +1201,7 @@
                   <pic:spPr bwMode="auto">
                     <a:xfrm>
                       <a:off x="0" y="0"/>
-                      <a:ext cx="5939790" cy="5078730"/>
+                      <a:ext cx="5928360" cy="5676900"/>
                     </a:xfrm>
                     <a:prstGeom prst="rect">
                       <a:avLst/>
@@ -1265,6 +1217,8 @@
           </wp:inline>
         </w:drawing>
       </w:r>
+      <w:bookmarkStart w:id="0" w:name="_GoBack"/>
+      <w:bookmarkEnd w:id="0"/>
     </w:p>
     <w:sectPr>
       <w:pgSz w:w="12240" w:h="15840"/>
